--- a/cf/jm/u/files/u031.docx
+++ b/cf/jm/u/files/u031.docx
@@ -20,7 +20,7 @@
     </w:p>
     <w:p>
       <w:r>
-        <w:t>請針對每個題目，把答案填在「回答：」後面（越具體越好）；填好後請放回您的部門資料夾即可，不需回信。</w:t>
+        <w:t>這份問卷是想更了解您的實際作業，好把您的 AI 助理做得更貼近需求。第一部分請把答案填在「回答：」後面（越具體越好）；第二部分只是先讓您了解，之後用的時候再一起調整，不用現在填。填好後放回您的部門資料夾即可，不需回信。</w:t>
       </w:r>
     </w:p>
     <w:p>
@@ -32,8 +32,16 @@
       </w:r>
     </w:p>
     <w:p>
+      <w:pPr>
+        <w:pStyle w:val="Heading2"/>
+      </w:pPr>
       <w:r>
-        <w:t>1. 排程輸入是客戶交期＋工件加工工時嗎？兩者能整理成表嗎？欄位固定嗎？</w:t>
+        <w:t>一、請您提供或確認的事情</w:t>
+      </w:r>
+    </w:p>
+    <w:p>
+      <w:r>
+        <w:t>1. 你要排的是現場生產線排程，靠的是客戶交期和每個工件的加工工時嗎？先給我這兩份範例。</w:t>
       </w:r>
     </w:p>
     <w:p>
@@ -43,7 +51,7 @@
     </w:p>
     <w:p>
       <w:r>
-        <w:t>2. 產線產能參數（各線每日可用工時、同時可上工件數）有沒有現成資料？</w:t>
+        <w:t>2. 產線產能參數（每天可用工時、班別、設備限制）給我，這樣它排的時候才不會超過實際產能。</w:t>
       </w:r>
     </w:p>
     <w:p>
@@ -53,7 +61,7 @@
     </w:p>
     <w:p>
       <w:r>
-        <w:t>3. 排程規則是什麼——依交期優先、依優先級、還是最短工時優先？瓶頸工序如何處理？</w:t>
+        <w:t>3. 排程規則是什麼？（優先序怎麼定、急單怎麼插、換線／整備時間要不要算進去）</w:t>
       </w:r>
     </w:p>
     <w:p>
@@ -63,7 +71,7 @@
     </w:p>
     <w:p>
       <w:r>
-        <w:t>4. 交期風險怎麼判定（預估完工晚於交期就示警）？要提前幾天預警？</w:t>
+        <w:t>4. 交期裕度（交期減掉預計完工）多少天以內要標「交期風險」？門檻怎麼定？</w:t>
       </w:r>
     </w:p>
     <w:p>
@@ -73,7 +81,7 @@
     </w:p>
     <w:p>
       <w:r>
-        <w:t>5. 要產的是 Excel 預計生產排程報表，需要哪些欄位或圖表（甘特/交期紅燈）？</w:t>
+        <w:t>5. AI 只排出「預計排程」給你參考，實際派工、設備人力調度、插單還是生管／主管決定，這樣定位可以嗎？</w:t>
       </w:r>
     </w:p>
     <w:p>
@@ -83,12 +91,45 @@
     </w:p>
     <w:p>
       <w:r>
-        <w:t>6. 報表產出後存電腦並寄相關人員，最終排程由生管人員解讀調整，這個分工確認嗎？</w:t>
+        <w:t>6. 排好的 Excel 排程報表要用什麼版型、寄給誰？</w:t>
       </w:r>
     </w:p>
     <w:p>
       <w:r>
         <w:t>回答：</w:t>
+      </w:r>
+    </w:p>
+    <w:p>
+      <w:pPr>
+        <w:pStyle w:val="Heading2"/>
+      </w:pPr>
+      <w:r>
+        <w:t>二、要用了之後、跟 AI 一起調整的事情（先了解即可，不用現在填）</w:t>
+      </w:r>
+    </w:p>
+    <w:p>
+      <w:r>
+        <w:t>• 上線先拿幾張真實工單試跑，核對它排的開工／完工日、交期裕度、風險標示對不對，錯的回饋讓它修。</w:t>
+      </w:r>
+    </w:p>
+    <w:p>
+      <w:r>
+        <w:t>• 它一定照工時表的時間排，不會為了趕交期把工時硬壓短，交期風險它會照實標出來讓生管裁定。</w:t>
+      </w:r>
+    </w:p>
+    <w:p>
+      <w:r>
+        <w:t>• 排程規則（優先序、插單、整備時間）先講清楚，若它排得不合你們邏輯，把規則講明讓它改。</w:t>
+      </w:r>
+    </w:p>
+    <w:p>
+      <w:r>
+        <w:t>• 資料量大時建議分產線或分週處理，排起來會比較順。</w:t>
+      </w:r>
+    </w:p>
+    <w:p>
+      <w:r>
+        <w:t>• 覺得排程報表的欄位或風險呈現方式要調，直接說，它會照你要的版型改。</w:t>
       </w:r>
     </w:p>
     <w:p/>
